--- a/APIs de noticias.docx
+++ b/APIs de noticias.docx
@@ -4,6 +4,7 @@
   <w:body>
     <w:p>
       <w:pPr>
+        <w:spacing w:after="0"/>
         <w:rPr>
           <w:b/>
           <w:bCs/>
@@ -36,6 +37,7 @@
           <w:ilvl w:val="0"/>
           <w:numId w:val="1"/>
         </w:numPr>
+        <w:spacing w:after="0"/>
         <w:rPr>
           <w:lang w:val="es-ES"/>
         </w:rPr>
@@ -57,6 +59,7 @@
           <w:ilvl w:val="0"/>
           <w:numId w:val="1"/>
         </w:numPr>
+        <w:spacing w:after="0"/>
         <w:rPr>
           <w:lang w:val="es-ES"/>
         </w:rPr>
@@ -78,6 +81,7 @@
           <w:ilvl w:val="0"/>
           <w:numId w:val="1"/>
         </w:numPr>
+        <w:spacing w:after="0"/>
         <w:rPr>
           <w:lang w:val="es-ES"/>
         </w:rPr>
@@ -99,6 +103,7 @@
           <w:ilvl w:val="0"/>
           <w:numId w:val="1"/>
         </w:numPr>
+        <w:spacing w:after="0"/>
         <w:rPr>
           <w:lang w:val="es-ES"/>
         </w:rPr>
@@ -115,6 +120,7 @@
     </w:p>
     <w:p>
       <w:pPr>
+        <w:spacing w:after="0"/>
         <w:rPr>
           <w:lang w:val="es-ES"/>
         </w:rPr>
@@ -122,6 +128,7 @@
     </w:p>
     <w:p>
       <w:pPr>
+        <w:spacing w:after="0"/>
         <w:rPr>
           <w:lang w:val="es-ES"/>
         </w:rPr>
@@ -141,6 +148,80 @@
         </w:rPr>
         <w:t xml:space="preserve"> </w:t>
       </w:r>
+    </w:p>
+    <w:p>
+      <w:pPr>
+        <w:spacing w:after="0"/>
+        <w:rPr>
+          <w:lang w:val="es-ES"/>
+        </w:rPr>
+      </w:pPr>
+    </w:p>
+    <w:p>
+      <w:pPr>
+        <w:spacing w:after="0"/>
+        <w:rPr>
+          <w:lang w:val="es-ES"/>
+        </w:rPr>
+      </w:pPr>
+      <w:r>
+        <w:rPr>
+          <w:lang w:val="es-ES"/>
+        </w:rPr>
+        <w:t xml:space="preserve">ESTAMOS USANDO: </w:t>
+      </w:r>
+      <w:hyperlink r:id="rId10" w:history="1">
+        <w:r>
+          <w:rPr>
+            <w:rStyle w:val="Hyperlink"/>
+            <w:lang w:val="es-ES"/>
+          </w:rPr>
+          <w:t>https://app.webz.io/playground/open-web-content?demo=true</w:t>
+        </w:r>
+      </w:hyperlink>
+      <w:r>
+        <w:rPr>
+          <w:lang w:val="es-ES"/>
+        </w:rPr>
+        <w:t xml:space="preserve"> </w:t>
+      </w:r>
+    </w:p>
+    <w:p>
+      <w:pPr>
+        <w:spacing w:after="0"/>
+        <w:rPr>
+          <w:lang w:val="es-ES"/>
+        </w:rPr>
+      </w:pPr>
+      <w:r>
+        <w:rPr>
+          <w:lang w:val="es-ES"/>
+        </w:rPr>
+        <w:t xml:space="preserve">SI NO NOS FUNCIONA: </w:t>
+      </w:r>
+      <w:hyperlink r:id="rId11" w:history="1">
+        <w:r>
+          <w:rPr>
+            <w:rStyle w:val="Hyperlink"/>
+            <w:lang w:val="es-ES"/>
+          </w:rPr>
+          <w:t>https://gnews.io/pricing</w:t>
+        </w:r>
+      </w:hyperlink>
+      <w:r>
+        <w:rPr>
+          <w:lang w:val="es-ES"/>
+        </w:rPr>
+        <w:t xml:space="preserve"> </w:t>
+      </w:r>
+    </w:p>
+    <w:p>
+      <w:pPr>
+        <w:spacing w:after="0"/>
+        <w:rPr>
+          <w:lang w:val="es-ES"/>
+        </w:rPr>
+      </w:pPr>
     </w:p>
     <w:sectPr>
       <w:pgSz w:w="12240" w:h="15840"/>
